--- a/PIRLS_Kluc_za_Nastavnik_Balkanski_Ris.docx
+++ b/PIRLS_Kluc_za_Nastavnik_Balkanski_Ris.docx
@@ -630,6 +630,69 @@
       </w:r>
     </w:p>
     <w:p/>
+    <w:p>
+      <w:r>
+        <w:rPr>
+          <w:b/>
+        </w:rPr>
+        <w:t>15. Како авторот се обидува да го убеди читателот дека рисот е важно животно?</w:t>
+      </w:r>
+    </w:p>
+    <w:p>
+      <w:pPr>
+        <w:spacing w:after="40"/>
+      </w:pPr>
+      <w:r>
+        <w:rPr>
+          <w:i/>
+          <w:color w:val="646464"/>
+        </w:rPr>
+        <w:t>(Процес: Вреднување и критика на содржината и текстуалните елементи)</w:t>
+      </w:r>
+    </w:p>
+    <w:p>
+      <w:pPr>
+        <w:ind w:left="720"/>
+      </w:pPr>
+      <w:r>
+        <w:rPr>
+          <w:b/>
+        </w:rPr>
+        <w:t xml:space="preserve">• 2 бода (Целосно разбирање): </w:t>
+      </w:r>
+      <w:r>
+        <w:t>Идентификува два начина: 1) Користи емотивни наслови („Да го заштитиме нашето богатство!“), 2) Го нарекува „симбол на дивата природа“ или „природно богатство“, 3) Наведува дека е во опасност (само 50 возрасни), 4) Нагласува дека мораме да го заштитиме пред да биде предоцна.</w:t>
+      </w:r>
+    </w:p>
+    <w:p>
+      <w:pPr>
+        <w:ind w:left="720"/>
+      </w:pPr>
+      <w:r>
+        <w:rPr>
+          <w:b/>
+        </w:rPr>
+        <w:t xml:space="preserve">• 1 бод (Делумно разбирање): </w:t>
+      </w:r>
+      <w:r>
+        <w:t>Идентификува само еден начин.</w:t>
+      </w:r>
+    </w:p>
+    <w:p>
+      <w:pPr>
+        <w:ind w:left="720"/>
+      </w:pPr>
+      <w:r>
+        <w:rPr>
+          <w:b/>
+        </w:rPr>
+        <w:t xml:space="preserve">• 0 бодови (Нема разбирање): </w:t>
+      </w:r>
+      <w:r>
+        <w:t>Неточен одговор.</w:t>
+      </w:r>
+    </w:p>
+    <w:p/>
     <w:sectPr>
       <w:pgSz w:w="12240" w:h="15840"/>
       <w:pgMar w:top="1440" w:right="1440" w:bottom="1440" w:left="1440" w:header="720" w:footer="720" w:gutter="0"/>
